--- a/formula.1.docx
+++ b/formula.1.docx
@@ -1,6 +1,6 @@
 
 <file path=word/document.xml><?xml version="1.0" encoding="utf-8"?>
-<w:document xmlns:wpc="http://schemas.microsoft.com/office/word/2010/wordprocessingCanvas" xmlns:cx="http://schemas.microsoft.com/office/drawing/2014/chartex" xmlns:cx1="http://schemas.microsoft.com/office/drawing/2015/9/8/chartex" xmlns:cx2="http://schemas.microsoft.com/office/drawing/2015/10/21/chartex" xmlns:cx3="http://schemas.microsoft.com/office/drawing/2016/5/9/chartex" xmlns:cx4="http://schemas.microsoft.com/office/drawing/2016/5/10/chartex" xmlns:cx5="http://schemas.microsoft.com/office/drawing/2016/5/11/chartex" xmlns:cx6="http://schemas.microsoft.com/office/drawing/2016/5/12/chartex" xmlns:cx7="http://schemas.microsoft.com/office/drawing/2016/5/13/chartex" xmlns:cx8="http://schemas.microsoft.com/office/drawing/2016/5/14/chartex" xmlns:mc="http://schemas.openxmlformats.org/markup-compatibility/2006" xmlns:aink="http://schemas.microsoft.com/office/drawing/2016/ink" xmlns:am3d="http://schemas.microsoft.com/office/drawing/2017/model3d" xmlns:o="urn:schemas-microsoft-com:office:office" xmlns:r="http://schemas.openxmlformats.org/officeDocument/2006/relationships" xmlns:m="http://schemas.openxmlformats.org/officeDocument/2006/math" xmlns:v="urn:schemas-microsoft-com:vml" xmlns:wp14="http://schemas.microsoft.com/office/word/2010/wordprocessingDrawing" xmlns:wp="http://schemas.openxmlformats.org/drawingml/2006/wordprocessingDrawing" xmlns:w10="urn:schemas-microsoft-com:office:word" xmlns:w="http://schemas.openxmlformats.org/wordprocessingml/2006/main" xmlns:w14="http://schemas.microsoft.com/office/word/2010/wordml" xmlns:w15="http://schemas.microsoft.com/office/word/2012/wordml" xmlns:w16cid="http://schemas.microsoft.com/office/word/2016/wordml/cid" xmlns:w16se="http://schemas.microsoft.com/office/word/2015/wordml/symex" xmlns:wpg="http://schemas.microsoft.com/office/word/2010/wordprocessingGroup" xmlns:wpi="http://schemas.microsoft.com/office/word/2010/wordprocessingInk" xmlns:wne="http://schemas.microsoft.com/office/word/2006/wordml" xmlns:wps="http://schemas.microsoft.com/office/word/2010/wordprocessingShape" mc:Ignorable="w14 w15 w16se w16cid wp14">
+<w:document xmlns:wpc="http://schemas.microsoft.com/office/word/2010/wordprocessingCanvas" xmlns:cx="http://schemas.microsoft.com/office/drawing/2014/chartex" xmlns:cx1="http://schemas.microsoft.com/office/drawing/2015/9/8/chartex" xmlns:cx2="http://schemas.microsoft.com/office/drawing/2015/10/21/chartex" xmlns:cx3="http://schemas.microsoft.com/office/drawing/2016/5/9/chartex" xmlns:cx4="http://schemas.microsoft.com/office/drawing/2016/5/10/chartex" xmlns:cx5="http://schemas.microsoft.com/office/drawing/2016/5/11/chartex" xmlns:cx6="http://schemas.microsoft.com/office/drawing/2016/5/12/chartex" xmlns:cx7="http://schemas.microsoft.com/office/drawing/2016/5/13/chartex" xmlns:cx8="http://schemas.microsoft.com/office/drawing/2016/5/14/chartex" xmlns:mc="http://schemas.openxmlformats.org/markup-compatibility/2006" xmlns:aink="http://schemas.microsoft.com/office/drawing/2016/ink" xmlns:am3d="http://schemas.microsoft.com/office/drawing/2017/model3d" xmlns:o="urn:schemas-microsoft-com:office:office" xmlns:oel="http://schemas.microsoft.com/office/2019/extlst" xmlns:r="http://schemas.openxmlformats.org/officeDocument/2006/relationships" xmlns:m="http://schemas.openxmlformats.org/officeDocument/2006/math" xmlns:v="urn:schemas-microsoft-com:vml" xmlns:wp14="http://schemas.microsoft.com/office/word/2010/wordprocessingDrawing" xmlns:wp="http://schemas.openxmlformats.org/drawingml/2006/wordprocessingDrawing" xmlns:w10="urn:schemas-microsoft-com:office:word" xmlns:w="http://schemas.openxmlformats.org/wordprocessingml/2006/main" xmlns:w14="http://schemas.microsoft.com/office/word/2010/wordml" xmlns:w15="http://schemas.microsoft.com/office/word/2012/wordml" xmlns:w16cex="http://schemas.microsoft.com/office/word/2018/wordml/cex" xmlns:w16cid="http://schemas.microsoft.com/office/word/2016/wordml/cid" xmlns:w16="http://schemas.microsoft.com/office/word/2018/wordml" xmlns:w16du="http://schemas.microsoft.com/office/word/2023/wordml/word16du" xmlns:w16sdtdh="http://schemas.microsoft.com/office/word/2020/wordml/sdtdatahash" xmlns:w16sdtfl="http://schemas.microsoft.com/office/word/2024/wordml/sdtformatlock" xmlns:w16se="http://schemas.microsoft.com/office/word/2015/wordml/symex" xmlns:wpg="http://schemas.microsoft.com/office/word/2010/wordprocessingGroup" xmlns:wpi="http://schemas.microsoft.com/office/word/2010/wordprocessingInk" xmlns:wne="http://schemas.microsoft.com/office/word/2006/wordml" xmlns:wps="http://schemas.microsoft.com/office/word/2010/wordprocessingShape" mc:Ignorable="w14 w15 w16se w16cid w16 w16cex w16sdtdh w16sdtfl w16du wp14">
   <w:body>
     <w:p>
       <w:pPr>
@@ -187,23 +187,23 @@
     </w:p>
     <w:sdt>
       <w:sdtPr>
+        <w:rPr>
+          <w:rFonts w:asciiTheme="minorHAnsi" w:eastAsiaTheme="minorHAnsi" w:hAnsiTheme="minorHAnsi" w:cstheme="minorBidi"/>
+          <w:b w:val="0"/>
+          <w:bCs w:val="0"/>
+          <w:color w:val="auto"/>
+          <w:kern w:val="2"/>
+          <w:sz w:val="24"/>
+          <w:szCs w:val="24"/>
+          <w:lang w:eastAsia="en-US"/>
+          <w14:ligatures w14:val="standardContextual"/>
+        </w:rPr>
         <w:id w:val="1694042851"/>
         <w:docPartObj>
           <w:docPartGallery w:val="Table of Contents"/>
           <w:docPartUnique/>
         </w:docPartObj>
       </w:sdtPr>
-      <w:sdtEndPr>
-        <w:rPr>
-          <w:rFonts w:asciiTheme="minorHAnsi" w:eastAsiaTheme="minorHAnsi" w:hAnsiTheme="minorHAnsi" w:cstheme="minorBidi"/>
-          <w:color w:val="auto"/>
-          <w:kern w:val="2"/>
-          <w:sz w:val="24"/>
-          <w:szCs w:val="24"/>
-          <w:lang w:eastAsia="en-US"/>
-          <w14:ligatures w14:val="standardContextual"/>
-        </w:rPr>
-      </w:sdtEndPr>
       <w:sdtContent>
         <w:p>
           <w:pPr>
@@ -1017,8 +1017,6 @@
           <w:docGrid w:linePitch="360"/>
         </w:sectPr>
       </w:pPr>
-      <w:bookmarkStart w:id="2" w:name="_GoBack"/>
-      <w:bookmarkEnd w:id="2"/>
     </w:p>
     <w:p>
       <w:pPr>
@@ -1031,7 +1029,7 @@
           <w:szCs w:val="48"/>
         </w:rPr>
       </w:pPr>
-      <w:bookmarkStart w:id="3" w:name="_Toc228187688"/>
+      <w:bookmarkStart w:id="2" w:name="_Toc228187688"/>
       <w:r>
         <w:rPr>
           <w:rFonts w:ascii="Eras Medium ITC" w:eastAsia="HanziPen SC" w:hAnsi="Eras Medium ITC"/>
@@ -1042,7 +1040,7 @@
         <w:lastRenderedPageBreak/>
         <w:t>Terv</w:t>
       </w:r>
-      <w:bookmarkEnd w:id="3"/>
+      <w:bookmarkEnd w:id="2"/>
     </w:p>
     <w:p>
       <w:pPr>
@@ -1055,7 +1053,7 @@
           <w:szCs w:val="36"/>
         </w:rPr>
       </w:pPr>
-      <w:bookmarkStart w:id="4" w:name="_Toc228187689"/>
+      <w:bookmarkStart w:id="3" w:name="_Toc228187689"/>
       <w:r>
         <w:rPr>
           <w:rFonts w:ascii="Hubballi" w:eastAsia="HanziPen SC" w:hAnsi="Hubballi" w:cs="Hubballi"/>
@@ -1065,7 +1063,7 @@
         </w:rPr>
         <w:t>Elképzelésünk</w:t>
       </w:r>
-      <w:bookmarkEnd w:id="4"/>
+      <w:bookmarkEnd w:id="3"/>
     </w:p>
     <w:p>
       <w:pPr>
@@ -1146,7 +1144,7 @@
           <w:szCs w:val="36"/>
         </w:rPr>
       </w:pPr>
-      <w:bookmarkStart w:id="5" w:name="_Toc228187690"/>
+      <w:bookmarkStart w:id="4" w:name="_Toc228187690"/>
       <w:r>
         <w:rPr>
           <w:rFonts w:ascii="Hubballi" w:eastAsia="HanziPen SC" w:hAnsi="Hubballi" w:cs="Hubballi"/>
@@ -1156,7 +1154,7 @@
         </w:rPr>
         <w:t>Ki mit csinál?</w:t>
       </w:r>
-      <w:bookmarkEnd w:id="5"/>
+      <w:bookmarkEnd w:id="4"/>
     </w:p>
     <w:p>
       <w:pPr>
@@ -1237,7 +1235,7 @@
           <w:szCs w:val="36"/>
         </w:rPr>
       </w:pPr>
-      <w:bookmarkStart w:id="6" w:name="_Toc228187691"/>
+      <w:bookmarkStart w:id="5" w:name="_Toc228187691"/>
       <w:r>
         <w:rPr>
           <w:rFonts w:ascii="Hubballi" w:hAnsi="Hubballi" w:cs="Hubballi"/>
@@ -1247,7 +1245,7 @@
         </w:rPr>
         <w:t>Ajánlott futtatási környezet</w:t>
       </w:r>
-      <w:bookmarkEnd w:id="6"/>
+      <w:bookmarkEnd w:id="5"/>
     </w:p>
     <w:p>
       <w:pPr>
@@ -1390,7 +1388,7 @@
           <w:rFonts w:ascii="Eras Medium ITC" w:hAnsi="Eras Medium ITC"/>
         </w:rPr>
       </w:pPr>
-      <w:bookmarkStart w:id="7" w:name="_Toc228187692"/>
+      <w:bookmarkStart w:id="6" w:name="_Toc228187692"/>
       <w:r>
         <w:rPr>
           <w:rFonts w:ascii="Eras Medium ITC" w:hAnsi="Eras Medium ITC"/>
@@ -1401,7 +1399,7 @@
         <w:lastRenderedPageBreak/>
         <w:t>Önreflexió</w:t>
       </w:r>
-      <w:bookmarkEnd w:id="7"/>
+      <w:bookmarkEnd w:id="6"/>
     </w:p>
     <w:p>
       <w:pPr>
@@ -1414,7 +1412,7 @@
           <w:szCs w:val="36"/>
         </w:rPr>
       </w:pPr>
-      <w:bookmarkStart w:id="8" w:name="_Toc228187693"/>
+      <w:bookmarkStart w:id="7" w:name="_Toc228187693"/>
       <w:r>
         <w:rPr>
           <w:rFonts w:ascii="Hubballi" w:hAnsi="Hubballi" w:cs="Hubballi"/>
@@ -1424,24 +1422,385 @@
         </w:rPr>
         <w:t>Egyéni beszámoló a munkafolyamatról</w:t>
       </w:r>
+      <w:bookmarkEnd w:id="7"/>
+    </w:p>
+    <w:p>
+      <w:pPr>
+        <w:jc w:val="both"/>
+        <w:rPr>
+          <w:rFonts w:ascii="Hubballi" w:hAnsi="Hubballi" w:cs="Hubballi"/>
+          <w:sz w:val="32"/>
+          <w:szCs w:val="32"/>
+        </w:rPr>
+      </w:pPr>
+      <w:r>
+        <w:rPr>
+          <w:rFonts w:ascii="Eras Medium ITC" w:hAnsi="Eras Medium ITC" w:cs="Hubballi"/>
+          <w:sz w:val="32"/>
+          <w:szCs w:val="32"/>
+        </w:rPr>
+        <w:t>Piri:</w:t>
+      </w:r>
+      <w:r>
+        <w:rPr>
+          <w:rFonts w:ascii="Hubballi" w:hAnsi="Hubballi" w:cs="Hubballi"/>
+          <w:sz w:val="32"/>
+          <w:szCs w:val="32"/>
+        </w:rPr>
+        <w:t xml:space="preserve"> </w:t>
+      </w:r>
+      <w:bookmarkStart w:id="8" w:name="_Toc228106210"/>
+      <w:r>
+        <w:rPr>
+          <w:rFonts w:ascii="Leelawadee" w:hAnsi="Leelawadee" w:cs="Leelawadee"/>
+          <w:sz w:val="28"/>
+          <w:szCs w:val="32"/>
+        </w:rPr>
+        <w:t>A projekt során a célunk egy teljesen jól m</w:t>
+      </w:r>
+      <w:r>
+        <w:rPr>
+          <w:rFonts w:ascii="Calibri" w:hAnsi="Calibri" w:cs="Calibri"/>
+          <w:sz w:val="28"/>
+          <w:szCs w:val="32"/>
+        </w:rPr>
+        <w:t>ű</w:t>
+      </w:r>
+      <w:r>
+        <w:rPr>
+          <w:rFonts w:ascii="Leelawadee" w:hAnsi="Leelawadee" w:cs="Leelawadee"/>
+          <w:sz w:val="28"/>
+          <w:szCs w:val="32"/>
+        </w:rPr>
+        <w:t>köd</w:t>
+      </w:r>
+      <w:r>
+        <w:rPr>
+          <w:rFonts w:ascii="Calibri" w:hAnsi="Calibri" w:cs="Calibri"/>
+          <w:sz w:val="28"/>
+          <w:szCs w:val="32"/>
+        </w:rPr>
+        <w:t>ő</w:t>
+      </w:r>
+      <w:r>
+        <w:rPr>
+          <w:rFonts w:ascii="Leelawadee" w:hAnsi="Leelawadee" w:cs="Leelawadee"/>
+          <w:sz w:val="28"/>
+          <w:szCs w:val="32"/>
+        </w:rPr>
+        <w:t xml:space="preserve"> és esztétikus weboldal létrehozása volt, amely megfelel a HTML, a CSS és a JS alapvet</w:t>
+      </w:r>
+      <w:r>
+        <w:rPr>
+          <w:rFonts w:ascii="Calibri" w:hAnsi="Calibri" w:cs="Calibri"/>
+          <w:sz w:val="28"/>
+          <w:szCs w:val="32"/>
+        </w:rPr>
+        <w:t>ő</w:t>
+      </w:r>
+      <w:r>
+        <w:rPr>
+          <w:rFonts w:ascii="Leelawadee" w:hAnsi="Leelawadee" w:cs="Leelawadee"/>
+          <w:sz w:val="28"/>
+          <w:szCs w:val="32"/>
+        </w:rPr>
+        <w:t xml:space="preserve"> követelményeinek. A fejlesztés végül f</w:t>
+      </w:r>
+      <w:r>
+        <w:rPr>
+          <w:rFonts w:ascii="Calibri" w:hAnsi="Calibri" w:cs="Calibri"/>
+          <w:sz w:val="28"/>
+          <w:szCs w:val="32"/>
+        </w:rPr>
+        <w:t>ő</w:t>
+      </w:r>
+      <w:r>
+        <w:rPr>
+          <w:rFonts w:ascii="Leelawadee" w:hAnsi="Leelawadee" w:cs="Leelawadee"/>
+          <w:sz w:val="28"/>
+          <w:szCs w:val="32"/>
+        </w:rPr>
+        <w:t>ként az én munkámra épült, mivel a megvalósítás szinte teljes mértékben egyénileg történt. Én voltam a felel</w:t>
+      </w:r>
+      <w:r>
+        <w:rPr>
+          <w:rFonts w:ascii="Calibri" w:hAnsi="Calibri" w:cs="Calibri"/>
+          <w:sz w:val="28"/>
+          <w:szCs w:val="32"/>
+        </w:rPr>
+        <w:t>ő</w:t>
+      </w:r>
+      <w:r>
+        <w:rPr>
+          <w:rFonts w:ascii="Leelawadee" w:hAnsi="Leelawadee" w:cs="Leelawadee"/>
+          <w:sz w:val="28"/>
+          <w:szCs w:val="32"/>
+        </w:rPr>
+        <w:t>s a kódolásért és a projekt összeállításáért, ami jelent</w:t>
+      </w:r>
+      <w:r>
+        <w:rPr>
+          <w:rFonts w:ascii="Calibri" w:hAnsi="Calibri" w:cs="Calibri"/>
+          <w:sz w:val="28"/>
+          <w:szCs w:val="32"/>
+        </w:rPr>
+        <w:t>ő</w:t>
+      </w:r>
+      <w:r>
+        <w:rPr>
+          <w:rFonts w:ascii="Leelawadee" w:hAnsi="Leelawadee" w:cs="Leelawadee"/>
+          <w:sz w:val="28"/>
+          <w:szCs w:val="32"/>
+        </w:rPr>
+        <w:t>s id</w:t>
+      </w:r>
+      <w:r>
+        <w:rPr>
+          <w:rFonts w:ascii="Calibri" w:hAnsi="Calibri" w:cs="Calibri"/>
+          <w:sz w:val="28"/>
+          <w:szCs w:val="32"/>
+        </w:rPr>
+        <w:t>ő</w:t>
+      </w:r>
+      <w:r>
+        <w:rPr>
+          <w:rFonts w:ascii="Leelawadee" w:hAnsi="Leelawadee" w:cs="Leelawadee"/>
+          <w:sz w:val="28"/>
+          <w:szCs w:val="32"/>
+        </w:rPr>
+        <w:t>met vette el a hét minden napján. Ugyanakkor az új ismereteim sokat segítettek a problémamegoldásban, és a különböz</w:t>
+      </w:r>
+      <w:r>
+        <w:rPr>
+          <w:rFonts w:ascii="Calibri" w:hAnsi="Calibri" w:cs="Calibri"/>
+          <w:sz w:val="28"/>
+          <w:szCs w:val="32"/>
+        </w:rPr>
+        <w:t>ő</w:t>
+      </w:r>
+      <w:r>
+        <w:rPr>
+          <w:rFonts w:ascii="Leelawadee" w:hAnsi="Leelawadee" w:cs="Leelawadee"/>
+          <w:sz w:val="28"/>
+          <w:szCs w:val="32"/>
+        </w:rPr>
+        <w:t xml:space="preserve"> programozási nyelvek összekapcsolásában is fejl</w:t>
+      </w:r>
+      <w:r>
+        <w:rPr>
+          <w:rFonts w:ascii="Calibri" w:hAnsi="Calibri" w:cs="Calibri"/>
+          <w:sz w:val="28"/>
+          <w:szCs w:val="32"/>
+        </w:rPr>
+        <w:t>ő</w:t>
+      </w:r>
+      <w:r>
+        <w:rPr>
+          <w:rFonts w:ascii="Leelawadee" w:hAnsi="Leelawadee" w:cs="Leelawadee"/>
+          <w:sz w:val="28"/>
+          <w:szCs w:val="32"/>
+        </w:rPr>
+        <w:t>dtem. Élveztem, hogy a saját elképzeléseim szerint alakíthattam a projektet, de a csoportmunka jellegéb</w:t>
+      </w:r>
+      <w:r>
+        <w:rPr>
+          <w:rFonts w:ascii="Calibri" w:hAnsi="Calibri" w:cs="Calibri"/>
+          <w:sz w:val="28"/>
+          <w:szCs w:val="32"/>
+        </w:rPr>
+        <w:t>ő</w:t>
+      </w:r>
+      <w:r>
+        <w:rPr>
+          <w:rFonts w:ascii="Leelawadee" w:hAnsi="Leelawadee" w:cs="Leelawadee"/>
+          <w:sz w:val="28"/>
+          <w:szCs w:val="32"/>
+        </w:rPr>
+        <w:t>l adódóan kihívást jelentett, hogy nem valósult meg a hatékony együttm</w:t>
+      </w:r>
+      <w:r>
+        <w:rPr>
+          <w:rFonts w:ascii="Calibri" w:hAnsi="Calibri" w:cs="Calibri"/>
+          <w:sz w:val="28"/>
+          <w:szCs w:val="32"/>
+        </w:rPr>
+        <w:t>ű</w:t>
+      </w:r>
+      <w:r>
+        <w:rPr>
+          <w:rFonts w:ascii="Leelawadee" w:hAnsi="Leelawadee" w:cs="Leelawadee"/>
+          <w:sz w:val="28"/>
+          <w:szCs w:val="32"/>
+        </w:rPr>
+        <w:t>ködés. Általánosságban szeretem a csoportmunkát, de ezúttal a megvalósítás nagyban eltért a tervezett együttm</w:t>
+      </w:r>
+      <w:r>
+        <w:rPr>
+          <w:rFonts w:ascii="Calibri" w:hAnsi="Calibri" w:cs="Calibri"/>
+          <w:sz w:val="28"/>
+          <w:szCs w:val="32"/>
+        </w:rPr>
+        <w:t>ű</w:t>
+      </w:r>
+      <w:r>
+        <w:rPr>
+          <w:rFonts w:ascii="Leelawadee" w:hAnsi="Leelawadee" w:cs="Leelawadee"/>
+          <w:sz w:val="28"/>
+          <w:szCs w:val="32"/>
+        </w:rPr>
+        <w:t>ködést</w:t>
+      </w:r>
+      <w:r>
+        <w:rPr>
+          <w:rFonts w:ascii="Calibri" w:hAnsi="Calibri" w:cs="Calibri"/>
+          <w:sz w:val="28"/>
+          <w:szCs w:val="32"/>
+        </w:rPr>
+        <w:t>ő</w:t>
+      </w:r>
+      <w:r>
+        <w:rPr>
+          <w:rFonts w:ascii="Leelawadee" w:hAnsi="Leelawadee" w:cs="Leelawadee"/>
+          <w:sz w:val="28"/>
+          <w:szCs w:val="32"/>
+        </w:rPr>
+        <w:t>l.</w:t>
+      </w:r>
       <w:bookmarkEnd w:id="8"/>
     </w:p>
     <w:p>
       <w:pPr>
-        <w:jc w:val="both"/>
+        <w:pStyle w:val="NormlWeb"/>
+        <w:rPr>
+          <w:rFonts w:ascii="Leelawadee" w:hAnsi="Leelawadee" w:cs="Leelawadee"/>
+          <w:sz w:val="28"/>
+          <w:szCs w:val="28"/>
+        </w:rPr>
+      </w:pPr>
+      <w:bookmarkStart w:id="9" w:name="_Toc228106211"/>
+      <w:r>
+        <w:rPr>
+          <w:rFonts w:ascii="Eras Medium ITC" w:hAnsi="Eras Medium ITC" w:cs="Hubballi"/>
+          <w:sz w:val="32"/>
+          <w:szCs w:val="32"/>
+        </w:rPr>
+        <w:t>Márk:</w:t>
+      </w:r>
+      <w:r>
         <w:rPr>
           <w:rFonts w:ascii="Hubballi" w:hAnsi="Hubballi" w:cs="Hubballi"/>
           <w:sz w:val="32"/>
           <w:szCs w:val="32"/>
         </w:rPr>
-      </w:pPr>
+        <w:t xml:space="preserve"> </w:t>
+      </w:r>
+      <w:bookmarkEnd w:id="9"/>
+      <w:r>
+        <w:rPr>
+          <w:rFonts w:ascii="Leelawadee" w:hAnsi="Leelawadee" w:cs="Leelawadee"/>
+          <w:sz w:val="28"/>
+          <w:szCs w:val="28"/>
+        </w:rPr>
+        <w:t>Én a projektben f</w:t>
+      </w:r>
+      <w:r>
+        <w:rPr>
+          <w:rFonts w:ascii="Calibri" w:hAnsi="Calibri" w:cs="Calibri"/>
+          <w:sz w:val="28"/>
+          <w:szCs w:val="28"/>
+        </w:rPr>
+        <w:t>ő</w:t>
+      </w:r>
+      <w:r>
+        <w:rPr>
+          <w:rFonts w:ascii="Leelawadee" w:hAnsi="Leelawadee" w:cs="Leelawadee"/>
+          <w:sz w:val="28"/>
+          <w:szCs w:val="28"/>
+        </w:rPr>
+        <w:t>leg a html oldalhoz való információ gy</w:t>
+      </w:r>
+      <w:r>
+        <w:rPr>
+          <w:rFonts w:ascii="Calibri" w:hAnsi="Calibri" w:cs="Calibri"/>
+          <w:sz w:val="28"/>
+          <w:szCs w:val="28"/>
+        </w:rPr>
+        <w:t>ű</w:t>
+      </w:r>
+      <w:r>
+        <w:rPr>
+          <w:rFonts w:ascii="Leelawadee" w:hAnsi="Leelawadee" w:cs="Leelawadee"/>
+          <w:sz w:val="28"/>
+          <w:szCs w:val="28"/>
+        </w:rPr>
+        <w:t>jtését vártam és terveztem a legjobban részt venni, mert ez a téma elég közel áll hozzám, de persze az volt a célom, hogy a projekt azon részében tudjak segíteni amelyik komolyabb munkát igényel</w:t>
+      </w:r>
+      <w:r>
+        <w:rPr>
+          <w:rFonts w:ascii="Leelawadee" w:hAnsi="Leelawadee" w:cs="Leelawadee"/>
+          <w:sz w:val="28"/>
+          <w:szCs w:val="28"/>
+        </w:rPr>
+        <w:t>.</w:t>
+      </w:r>
+      <w:r>
+        <w:rPr>
+          <w:rFonts w:ascii="Leelawadee" w:hAnsi="Leelawadee" w:cs="Leelawadee"/>
+          <w:sz w:val="28"/>
+          <w:szCs w:val="28"/>
+        </w:rPr>
+        <w:t xml:space="preserve"> A projekt során magát az anyagot a html-hez én kerestem, meg magában a feladatban segítettem.</w:t>
+      </w:r>
+      <w:r>
+        <w:rPr>
+          <w:rFonts w:ascii="Leelawadee" w:hAnsi="Leelawadee" w:cs="Leelawadee"/>
+          <w:sz w:val="28"/>
+          <w:szCs w:val="28"/>
+        </w:rPr>
+        <w:t xml:space="preserve"> A prezentációba is besegítettem.</w:t>
+      </w:r>
+      <w:r>
+        <w:rPr>
+          <w:rFonts w:ascii="Leelawadee" w:hAnsi="Leelawadee" w:cs="Leelawadee"/>
+          <w:sz w:val="28"/>
+          <w:szCs w:val="28"/>
+        </w:rPr>
+        <w:t xml:space="preserve"> Hát szerintem nehézség volt a feladatban, hogy megvoltak az ötletek csak egyrészt sok is volt az ötlet és nem nagyon voltunk az elején döntésképesek, meg maga a feladatot is úgy, hogy olyan csapatban voltunk, akikkel nem feltétlenül voltunk összeszokva. Azt tanulhattuk szerintem, hogy hiába volt szokatlan, hogy úgy mond új emberekkel voltunk egy csapatban, rövid id</w:t>
+      </w:r>
+      <w:r>
+        <w:rPr>
+          <w:rFonts w:ascii="Calibri" w:hAnsi="Calibri" w:cs="Calibri"/>
+          <w:sz w:val="28"/>
+          <w:szCs w:val="28"/>
+        </w:rPr>
+        <w:t>ő</w:t>
+      </w:r>
+      <w:r>
+        <w:rPr>
+          <w:rFonts w:ascii="Leelawadee" w:hAnsi="Leelawadee" w:cs="Leelawadee"/>
+          <w:sz w:val="28"/>
+          <w:szCs w:val="28"/>
+        </w:rPr>
+        <w:t xml:space="preserve"> alatt össze lehet szokni a másik stílusával és jó munkát csinálni. A saját munkám lehetett volna jobb ezt elismerem, de szerintem az egész csapat próbálta a tudásának legjobbját nyújtani. A projekt pontosan ezek miatt szerintem nagyon is jól sikerült.</w:t>
+      </w:r>
+    </w:p>
+    <w:p>
+      <w:pPr>
+        <w:jc w:val="both"/>
+        <w:rPr>
+          <w:rFonts w:ascii="Hubballi" w:hAnsi="Hubballi" w:cs="Hubballi"/>
+          <w:sz w:val="32"/>
+          <w:szCs w:val="32"/>
+        </w:rPr>
+      </w:pPr>
+      <w:bookmarkStart w:id="10" w:name="_Toc228106212"/>
       <w:r>
         <w:rPr>
           <w:rFonts w:ascii="Eras Medium ITC" w:hAnsi="Eras Medium ITC" w:cs="Hubballi"/>
           <w:sz w:val="32"/>
           <w:szCs w:val="32"/>
         </w:rPr>
-        <w:t>Piri:</w:t>
+        <w:t>Benedek:</w:t>
       </w:r>
       <w:r>
         <w:rPr>
@@ -1451,387 +1810,6 @@
         </w:rPr>
         <w:t xml:space="preserve"> </w:t>
       </w:r>
-      <w:bookmarkStart w:id="9" w:name="_Toc228106210"/>
-      <w:r>
-        <w:rPr>
-          <w:rFonts w:ascii="Leelawadee" w:hAnsi="Leelawadee" w:cs="Leelawadee"/>
-          <w:sz w:val="28"/>
-          <w:szCs w:val="32"/>
-        </w:rPr>
-        <w:t>A projekt során a célunk egy teljesen jól m</w:t>
-      </w:r>
-      <w:r>
-        <w:rPr>
-          <w:rFonts w:ascii="Calibri" w:hAnsi="Calibri" w:cs="Calibri"/>
-          <w:sz w:val="28"/>
-          <w:szCs w:val="32"/>
-        </w:rPr>
-        <w:t>ű</w:t>
-      </w:r>
-      <w:r>
-        <w:rPr>
-          <w:rFonts w:ascii="Leelawadee" w:hAnsi="Leelawadee" w:cs="Leelawadee"/>
-          <w:sz w:val="28"/>
-          <w:szCs w:val="32"/>
-        </w:rPr>
-        <w:t>köd</w:t>
-      </w:r>
-      <w:r>
-        <w:rPr>
-          <w:rFonts w:ascii="Calibri" w:hAnsi="Calibri" w:cs="Calibri"/>
-          <w:sz w:val="28"/>
-          <w:szCs w:val="32"/>
-        </w:rPr>
-        <w:t>ő</w:t>
-      </w:r>
-      <w:r>
-        <w:rPr>
-          <w:rFonts w:ascii="Leelawadee" w:hAnsi="Leelawadee" w:cs="Leelawadee"/>
-          <w:sz w:val="28"/>
-          <w:szCs w:val="32"/>
-        </w:rPr>
-        <w:t xml:space="preserve"> és esztétikus weboldal létrehozása volt, amely megfelel a HTML, a CSS és a JS alapvet</w:t>
-      </w:r>
-      <w:r>
-        <w:rPr>
-          <w:rFonts w:ascii="Calibri" w:hAnsi="Calibri" w:cs="Calibri"/>
-          <w:sz w:val="28"/>
-          <w:szCs w:val="32"/>
-        </w:rPr>
-        <w:t>ő</w:t>
-      </w:r>
-      <w:r>
-        <w:rPr>
-          <w:rFonts w:ascii="Leelawadee" w:hAnsi="Leelawadee" w:cs="Leelawadee"/>
-          <w:sz w:val="28"/>
-          <w:szCs w:val="32"/>
-        </w:rPr>
-        <w:t xml:space="preserve"> követelményeinek. A fejlesztés végül f</w:t>
-      </w:r>
-      <w:r>
-        <w:rPr>
-          <w:rFonts w:ascii="Calibri" w:hAnsi="Calibri" w:cs="Calibri"/>
-          <w:sz w:val="28"/>
-          <w:szCs w:val="32"/>
-        </w:rPr>
-        <w:t>ő</w:t>
-      </w:r>
-      <w:r>
-        <w:rPr>
-          <w:rFonts w:ascii="Leelawadee" w:hAnsi="Leelawadee" w:cs="Leelawadee"/>
-          <w:sz w:val="28"/>
-          <w:szCs w:val="32"/>
-        </w:rPr>
-        <w:t>ként az én munkámra épült, mivel a megvalósítás szinte teljes mértékben egyénileg történt. Én voltam a felel</w:t>
-      </w:r>
-      <w:r>
-        <w:rPr>
-          <w:rFonts w:ascii="Calibri" w:hAnsi="Calibri" w:cs="Calibri"/>
-          <w:sz w:val="28"/>
-          <w:szCs w:val="32"/>
-        </w:rPr>
-        <w:t>ő</w:t>
-      </w:r>
-      <w:r>
-        <w:rPr>
-          <w:rFonts w:ascii="Leelawadee" w:hAnsi="Leelawadee" w:cs="Leelawadee"/>
-          <w:sz w:val="28"/>
-          <w:szCs w:val="32"/>
-        </w:rPr>
-        <w:t>s a kódolásért és a projekt összeállításáért, ami jelent</w:t>
-      </w:r>
-      <w:r>
-        <w:rPr>
-          <w:rFonts w:ascii="Calibri" w:hAnsi="Calibri" w:cs="Calibri"/>
-          <w:sz w:val="28"/>
-          <w:szCs w:val="32"/>
-        </w:rPr>
-        <w:t>ő</w:t>
-      </w:r>
-      <w:r>
-        <w:rPr>
-          <w:rFonts w:ascii="Leelawadee" w:hAnsi="Leelawadee" w:cs="Leelawadee"/>
-          <w:sz w:val="28"/>
-          <w:szCs w:val="32"/>
-        </w:rPr>
-        <w:t>s id</w:t>
-      </w:r>
-      <w:r>
-        <w:rPr>
-          <w:rFonts w:ascii="Calibri" w:hAnsi="Calibri" w:cs="Calibri"/>
-          <w:sz w:val="28"/>
-          <w:szCs w:val="32"/>
-        </w:rPr>
-        <w:t>ő</w:t>
-      </w:r>
-      <w:r>
-        <w:rPr>
-          <w:rFonts w:ascii="Leelawadee" w:hAnsi="Leelawadee" w:cs="Leelawadee"/>
-          <w:sz w:val="28"/>
-          <w:szCs w:val="32"/>
-        </w:rPr>
-        <w:t>met vette el a hét minden napján. Ugyanakkor az új ismereteim sokat segítettek a problémamegoldásban, és a különböz</w:t>
-      </w:r>
-      <w:r>
-        <w:rPr>
-          <w:rFonts w:ascii="Calibri" w:hAnsi="Calibri" w:cs="Calibri"/>
-          <w:sz w:val="28"/>
-          <w:szCs w:val="32"/>
-        </w:rPr>
-        <w:t>ő</w:t>
-      </w:r>
-      <w:r>
-        <w:rPr>
-          <w:rFonts w:ascii="Leelawadee" w:hAnsi="Leelawadee" w:cs="Leelawadee"/>
-          <w:sz w:val="28"/>
-          <w:szCs w:val="32"/>
-        </w:rPr>
-        <w:t xml:space="preserve"> programozási nyelvek összekapcsolásában is fejl</w:t>
-      </w:r>
-      <w:r>
-        <w:rPr>
-          <w:rFonts w:ascii="Calibri" w:hAnsi="Calibri" w:cs="Calibri"/>
-          <w:sz w:val="28"/>
-          <w:szCs w:val="32"/>
-        </w:rPr>
-        <w:t>ő</w:t>
-      </w:r>
-      <w:r>
-        <w:rPr>
-          <w:rFonts w:ascii="Leelawadee" w:hAnsi="Leelawadee" w:cs="Leelawadee"/>
-          <w:sz w:val="28"/>
-          <w:szCs w:val="32"/>
-        </w:rPr>
-        <w:t>dtem. Élveztem, hogy a saját elképzeléseim szerint alakíthattam a projektet, de a csoportmunka jellegéb</w:t>
-      </w:r>
-      <w:r>
-        <w:rPr>
-          <w:rFonts w:ascii="Calibri" w:hAnsi="Calibri" w:cs="Calibri"/>
-          <w:sz w:val="28"/>
-          <w:szCs w:val="32"/>
-        </w:rPr>
-        <w:t>ő</w:t>
-      </w:r>
-      <w:r>
-        <w:rPr>
-          <w:rFonts w:ascii="Leelawadee" w:hAnsi="Leelawadee" w:cs="Leelawadee"/>
-          <w:sz w:val="28"/>
-          <w:szCs w:val="32"/>
-        </w:rPr>
-        <w:t>l adódóan kihívást jelentett, hogy nem valósult meg a hatékony együttm</w:t>
-      </w:r>
-      <w:r>
-        <w:rPr>
-          <w:rFonts w:ascii="Calibri" w:hAnsi="Calibri" w:cs="Calibri"/>
-          <w:sz w:val="28"/>
-          <w:szCs w:val="32"/>
-        </w:rPr>
-        <w:t>ű</w:t>
-      </w:r>
-      <w:r>
-        <w:rPr>
-          <w:rFonts w:ascii="Leelawadee" w:hAnsi="Leelawadee" w:cs="Leelawadee"/>
-          <w:sz w:val="28"/>
-          <w:szCs w:val="32"/>
-        </w:rPr>
-        <w:t>ködés. Általánosságban szeretem a csoportmunkát, de ezúttal a megvalósítás nagyban eltért a tervezett együttm</w:t>
-      </w:r>
-      <w:r>
-        <w:rPr>
-          <w:rFonts w:ascii="Calibri" w:hAnsi="Calibri" w:cs="Calibri"/>
-          <w:sz w:val="28"/>
-          <w:szCs w:val="32"/>
-        </w:rPr>
-        <w:t>ű</w:t>
-      </w:r>
-      <w:r>
-        <w:rPr>
-          <w:rFonts w:ascii="Leelawadee" w:hAnsi="Leelawadee" w:cs="Leelawadee"/>
-          <w:sz w:val="28"/>
-          <w:szCs w:val="32"/>
-        </w:rPr>
-        <w:t>ködést</w:t>
-      </w:r>
-      <w:r>
-        <w:rPr>
-          <w:rFonts w:ascii="Calibri" w:hAnsi="Calibri" w:cs="Calibri"/>
-          <w:sz w:val="28"/>
-          <w:szCs w:val="32"/>
-        </w:rPr>
-        <w:t>ő</w:t>
-      </w:r>
-      <w:r>
-        <w:rPr>
-          <w:rFonts w:ascii="Leelawadee" w:hAnsi="Leelawadee" w:cs="Leelawadee"/>
-          <w:sz w:val="28"/>
-          <w:szCs w:val="32"/>
-        </w:rPr>
-        <w:t>l.</w:t>
-      </w:r>
-      <w:bookmarkEnd w:id="9"/>
-    </w:p>
-    <w:p>
-      <w:pPr>
-        <w:pStyle w:val="NormlWeb"/>
-        <w:rPr>
-          <w:rFonts w:ascii="Leelawadee" w:hAnsi="Leelawadee" w:cs="Leelawadee"/>
-          <w:sz w:val="28"/>
-          <w:szCs w:val="28"/>
-        </w:rPr>
-      </w:pPr>
-      <w:bookmarkStart w:id="10" w:name="_Toc228106211"/>
-      <w:r>
-        <w:rPr>
-          <w:rFonts w:ascii="Eras Medium ITC" w:hAnsi="Eras Medium ITC" w:cs="Hubballi"/>
-          <w:sz w:val="32"/>
-          <w:szCs w:val="32"/>
-        </w:rPr>
-        <w:t>Márk:</w:t>
-      </w:r>
-      <w:r>
-        <w:rPr>
-          <w:rFonts w:ascii="Hubballi" w:hAnsi="Hubballi" w:cs="Hubballi"/>
-          <w:sz w:val="32"/>
-          <w:szCs w:val="32"/>
-        </w:rPr>
-        <w:t xml:space="preserve"> </w:t>
-      </w:r>
-      <w:bookmarkEnd w:id="10"/>
-      <w:r>
-        <w:rPr>
-          <w:rFonts w:ascii="Leelawadee" w:hAnsi="Leelawadee" w:cs="Leelawadee"/>
-          <w:sz w:val="28"/>
-          <w:szCs w:val="28"/>
-        </w:rPr>
-        <w:t>Én a projektben f</w:t>
-      </w:r>
-      <w:r>
-        <w:rPr>
-          <w:rFonts w:ascii="Calibri" w:hAnsi="Calibri" w:cs="Calibri"/>
-          <w:sz w:val="28"/>
-          <w:szCs w:val="28"/>
-        </w:rPr>
-        <w:t>ő</w:t>
-      </w:r>
-      <w:r>
-        <w:rPr>
-          <w:rFonts w:ascii="Leelawadee" w:hAnsi="Leelawadee" w:cs="Leelawadee"/>
-          <w:sz w:val="28"/>
-          <w:szCs w:val="28"/>
-        </w:rPr>
-        <w:t xml:space="preserve">leg a </w:t>
-      </w:r>
-      <w:proofErr w:type="spellStart"/>
-      <w:r>
-        <w:rPr>
-          <w:rFonts w:ascii="Leelawadee" w:hAnsi="Leelawadee" w:cs="Leelawadee"/>
-          <w:sz w:val="28"/>
-          <w:szCs w:val="28"/>
-        </w:rPr>
-        <w:t>html</w:t>
-      </w:r>
-      <w:proofErr w:type="spellEnd"/>
-      <w:r>
-        <w:rPr>
-          <w:rFonts w:ascii="Leelawadee" w:hAnsi="Leelawadee" w:cs="Leelawadee"/>
-          <w:sz w:val="28"/>
-          <w:szCs w:val="28"/>
-        </w:rPr>
-        <w:t xml:space="preserve"> oldalhoz való információ gy</w:t>
-      </w:r>
-      <w:r>
-        <w:rPr>
-          <w:rFonts w:ascii="Calibri" w:hAnsi="Calibri" w:cs="Calibri"/>
-          <w:sz w:val="28"/>
-          <w:szCs w:val="28"/>
-        </w:rPr>
-        <w:t>ű</w:t>
-      </w:r>
-      <w:r>
-        <w:rPr>
-          <w:rFonts w:ascii="Leelawadee" w:hAnsi="Leelawadee" w:cs="Leelawadee"/>
-          <w:sz w:val="28"/>
-          <w:szCs w:val="28"/>
-        </w:rPr>
-        <w:t>jtését vártam és terveztem a legjobban részt venni, mert ez a téma elég közel áll hozzám, de persze az volt a célom, hogy a projekt azon részében tudjak segíteni amelyik komolyabb munkát igényel</w:t>
-      </w:r>
-      <w:r>
-        <w:rPr>
-          <w:rFonts w:ascii="Leelawadee" w:hAnsi="Leelawadee" w:cs="Leelawadee"/>
-          <w:sz w:val="28"/>
-          <w:szCs w:val="28"/>
-        </w:rPr>
-        <w:t>.</w:t>
-      </w:r>
-      <w:r>
-        <w:rPr>
-          <w:rFonts w:ascii="Leelawadee" w:hAnsi="Leelawadee" w:cs="Leelawadee"/>
-          <w:sz w:val="28"/>
-          <w:szCs w:val="28"/>
-        </w:rPr>
-        <w:t xml:space="preserve"> A projekt során magát az anyagot a </w:t>
-      </w:r>
-      <w:proofErr w:type="spellStart"/>
-      <w:r>
-        <w:rPr>
-          <w:rFonts w:ascii="Leelawadee" w:hAnsi="Leelawadee" w:cs="Leelawadee"/>
-          <w:sz w:val="28"/>
-          <w:szCs w:val="28"/>
-        </w:rPr>
-        <w:t>html-hez</w:t>
-      </w:r>
-      <w:proofErr w:type="spellEnd"/>
-      <w:r>
-        <w:rPr>
-          <w:rFonts w:ascii="Leelawadee" w:hAnsi="Leelawadee" w:cs="Leelawadee"/>
-          <w:sz w:val="28"/>
-          <w:szCs w:val="28"/>
-        </w:rPr>
-        <w:t xml:space="preserve"> én kerestem, meg magában a feladatban segítettem. Hát szerintem nehézség volt a feladatban, hogy megvoltak az ötletek csak egyrészt sok is volt az ötlet és nem nagyon voltunk az elején döntésképesek, meg maga a feladatot is úgy, hogy olyan csapatban voltunk, akikkel nem feltétlenül voltunk összeszokva. Azt tanulhattuk szerintem, hogy hiába volt szokatlan, hogy úgy mond új emberekkel voltunk egy csapatban, rövid id</w:t>
-      </w:r>
-      <w:r>
-        <w:rPr>
-          <w:rFonts w:ascii="Calibri" w:hAnsi="Calibri" w:cs="Calibri"/>
-          <w:sz w:val="28"/>
-          <w:szCs w:val="28"/>
-        </w:rPr>
-        <w:t>ő</w:t>
-      </w:r>
-      <w:r>
-        <w:rPr>
-          <w:rFonts w:ascii="Leelawadee" w:hAnsi="Leelawadee" w:cs="Leelawadee"/>
-          <w:sz w:val="28"/>
-          <w:szCs w:val="28"/>
-        </w:rPr>
-        <w:t xml:space="preserve"> alatt össze lehet szokni a másik stílusával és jó munkát csinálni. A saját munkám lehetett volna jobb ezt elismerem, de szerintem az egész csapat próbálta a tudásának legjobbját nyújtani. A projekt pontosan ezek miatt szerintem nagyon is jól sikerült.</w:t>
-      </w:r>
-    </w:p>
-    <w:p>
-      <w:pPr>
-        <w:jc w:val="both"/>
-        <w:rPr>
-          <w:rFonts w:ascii="Hubballi" w:hAnsi="Hubballi" w:cs="Hubballi"/>
-          <w:sz w:val="32"/>
-          <w:szCs w:val="32"/>
-        </w:rPr>
-      </w:pPr>
-      <w:bookmarkStart w:id="11" w:name="_Toc228106212"/>
-      <w:r>
-        <w:rPr>
-          <w:rFonts w:ascii="Eras Medium ITC" w:hAnsi="Eras Medium ITC" w:cs="Hubballi"/>
-          <w:sz w:val="32"/>
-          <w:szCs w:val="32"/>
-        </w:rPr>
-        <w:t>Benedek:</w:t>
-      </w:r>
-      <w:r>
-        <w:rPr>
-          <w:rFonts w:ascii="Hubballi" w:hAnsi="Hubballi" w:cs="Hubballi"/>
-          <w:sz w:val="32"/>
-          <w:szCs w:val="32"/>
-        </w:rPr>
-        <w:t xml:space="preserve"> </w:t>
-      </w:r>
       <w:r>
         <w:rPr>
           <w:rStyle w:val="normaltextrun"/>
@@ -1840,9 +1818,8 @@
           <w:sz w:val="28"/>
           <w:shd w:val="clear" w:color="auto" w:fill="FFFFFF"/>
         </w:rPr>
-        <w:t>Az én részem a projekt munkában az lett volna, hogy anyagot, képeket </w:t>
-      </w:r>
-      <w:proofErr w:type="spellStart"/>
+        <w:t xml:space="preserve">Az én részem a projekt munkában az lett volna, hogy anyagot, képeket gyüjtök valamint ha a csapattársaimnak kell segítség, vagy túlsok a munka nekik akkor besegítek nekik. Ezeket szerintem elég jól teljesítettem. A csapatmunkánk szerintem elég jó volt, ha valakinek kellett </w:t>
+      </w:r>
       <w:r>
         <w:rPr>
           <w:rStyle w:val="normaltextrun"/>
@@ -1851,40 +1828,8 @@
           <w:sz w:val="28"/>
           <w:shd w:val="clear" w:color="auto" w:fill="FFFFFF"/>
         </w:rPr>
-        <w:t>gyüjtök</w:t>
-      </w:r>
-      <w:proofErr w:type="spellEnd"/>
-      <w:r>
-        <w:rPr>
-          <w:rStyle w:val="normaltextrun"/>
-          <w:rFonts w:ascii="Leelawadee" w:hAnsi="Leelawadee" w:cs="Leelawadee"/>
-          <w:color w:val="000000"/>
-          <w:sz w:val="28"/>
-          <w:shd w:val="clear" w:color="auto" w:fill="FFFFFF"/>
-        </w:rPr>
-        <w:t> </w:t>
-      </w:r>
-      <w:proofErr w:type="gramStart"/>
-      <w:r>
-        <w:rPr>
-          <w:rStyle w:val="normaltextrun"/>
-          <w:rFonts w:ascii="Leelawadee" w:hAnsi="Leelawadee" w:cs="Leelawadee"/>
-          <w:color w:val="000000"/>
-          <w:sz w:val="28"/>
-          <w:shd w:val="clear" w:color="auto" w:fill="FFFFFF"/>
-        </w:rPr>
-        <w:t>valamint</w:t>
-      </w:r>
-      <w:proofErr w:type="gramEnd"/>
-      <w:r>
-        <w:rPr>
-          <w:rStyle w:val="normaltextrun"/>
-          <w:rFonts w:ascii="Leelawadee" w:hAnsi="Leelawadee" w:cs="Leelawadee"/>
-          <w:color w:val="000000"/>
-          <w:sz w:val="28"/>
-          <w:shd w:val="clear" w:color="auto" w:fill="FFFFFF"/>
-        </w:rPr>
-        <w:t xml:space="preserve"> ha a csapattársaimnak kell segítség, vagy túlsok a munka nekik akkor besegítek nekik. Ezeket szerintem elég jól teljesítettem. A csapatmunkánk szerintem elég jó volt, ha valakinek kellett segítség vagy elakadt valamiben akkor gyorsan kezeltük a helyzetet.</w:t>
+        <w:lastRenderedPageBreak/>
+        <w:t>segítség vagy elakadt valamiben akkor gyorsan kezeltük a helyzetet.</w:t>
       </w:r>
       <w:r>
         <w:rPr>
@@ -1904,7 +1849,6 @@
           <w:sz w:val="28"/>
           <w:shd w:val="clear" w:color="auto" w:fill="FFFFFF"/>
         </w:rPr>
-        <w:lastRenderedPageBreak/>
         <w:t>Szerintem a weboldal jó stílusú, áttekinthet</w:t>
       </w:r>
       <w:r>
@@ -1936,7 +1880,7 @@
         </w:rPr>
         <w:t> </w:t>
       </w:r>
-      <w:bookmarkEnd w:id="11"/>
+      <w:bookmarkEnd w:id="10"/>
     </w:p>
     <w:p>
       <w:pPr>
@@ -1966,7 +1910,7 @@
         </w:rPr>
         <w:br w:type="page"/>
       </w:r>
-      <w:bookmarkStart w:id="12" w:name="_Toc228187694"/>
+      <w:bookmarkStart w:id="11" w:name="_Toc228187694"/>
       <w:r>
         <w:rPr>
           <w:rFonts w:ascii="Eras Medium ITC" w:hAnsi="Eras Medium ITC"/>
@@ -1977,7 +1921,7 @@
         <w:lastRenderedPageBreak/>
         <w:t>Validátor</w:t>
       </w:r>
-      <w:bookmarkEnd w:id="12"/>
+      <w:bookmarkEnd w:id="11"/>
     </w:p>
     <w:p>
       <w:pPr>
@@ -2308,25 +2252,7 @@
           <w:sz w:val="28"/>
           <w:szCs w:val="32"/>
         </w:rPr>
-        <w:t xml:space="preserve">Az elkészült oldalak </w:t>
-      </w:r>
-      <w:proofErr w:type="spellStart"/>
-      <w:r>
-        <w:rPr>
-          <w:rFonts w:ascii="Leelawadee" w:hAnsi="Leelawadee" w:cs="Leelawadee"/>
-          <w:sz w:val="28"/>
-          <w:szCs w:val="32"/>
-        </w:rPr>
-        <w:t>validátorral</w:t>
-      </w:r>
-      <w:proofErr w:type="spellEnd"/>
-      <w:r>
-        <w:rPr>
-          <w:rFonts w:ascii="Leelawadee" w:hAnsi="Leelawadee" w:cs="Leelawadee"/>
-          <w:sz w:val="28"/>
-          <w:szCs w:val="32"/>
-        </w:rPr>
-        <w:t xml:space="preserve"> leellen</w:t>
+        <w:t>Az elkészült oldalak validátorral leellen</w:t>
       </w:r>
       <w:r>
         <w:rPr>
@@ -2373,7 +2299,7 @@
           <w:sz w:val="48"/>
         </w:rPr>
       </w:pPr>
-      <w:bookmarkStart w:id="13" w:name="_Toc228187695"/>
+      <w:bookmarkStart w:id="12" w:name="_Toc228187695"/>
       <w:r>
         <w:rPr>
           <w:rFonts w:ascii="Eras Medium ITC" w:hAnsi="Eras Medium ITC"/>
@@ -2384,7 +2310,7 @@
         <w:lastRenderedPageBreak/>
         <w:t>Források</w:t>
       </w:r>
-      <w:bookmarkEnd w:id="13"/>
+      <w:bookmarkEnd w:id="12"/>
     </w:p>
     <w:p>
       <w:pPr>
@@ -2606,7 +2532,7 @@
 </file>
 
 <file path=word/numbering.xml><?xml version="1.0" encoding="utf-8"?>
-<w:numbering xmlns:wpc="http://schemas.microsoft.com/office/word/2010/wordprocessingCanvas" xmlns:cx="http://schemas.microsoft.com/office/drawing/2014/chartex" xmlns:cx1="http://schemas.microsoft.com/office/drawing/2015/9/8/chartex" xmlns:cx2="http://schemas.microsoft.com/office/drawing/2015/10/21/chartex" xmlns:cx3="http://schemas.microsoft.com/office/drawing/2016/5/9/chartex" xmlns:cx4="http://schemas.microsoft.com/office/drawing/2016/5/10/chartex" xmlns:cx5="http://schemas.microsoft.com/office/drawing/2016/5/11/chartex" xmlns:cx6="http://schemas.microsoft.com/office/drawing/2016/5/12/chartex" xmlns:cx7="http://schemas.microsoft.com/office/drawing/2016/5/13/chartex" xmlns:cx8="http://schemas.microsoft.com/office/drawing/2016/5/14/chartex" xmlns:mc="http://schemas.openxmlformats.org/markup-compatibility/2006" xmlns:aink="http://schemas.microsoft.com/office/drawing/2016/ink" xmlns:am3d="http://schemas.microsoft.com/office/drawing/2017/model3d" xmlns:o="urn:schemas-microsoft-com:office:office" xmlns:r="http://schemas.openxmlformats.org/officeDocument/2006/relationships" xmlns:m="http://schemas.openxmlformats.org/officeDocument/2006/math" xmlns:v="urn:schemas-microsoft-com:vml" xmlns:wp14="http://schemas.microsoft.com/office/word/2010/wordprocessingDrawing" xmlns:wp="http://schemas.openxmlformats.org/drawingml/2006/wordprocessingDrawing" xmlns:w10="urn:schemas-microsoft-com:office:word" xmlns:w="http://schemas.openxmlformats.org/wordprocessingml/2006/main" xmlns:w14="http://schemas.microsoft.com/office/word/2010/wordml" xmlns:w15="http://schemas.microsoft.com/office/word/2012/wordml" xmlns:w16cid="http://schemas.microsoft.com/office/word/2016/wordml/cid" xmlns:w16se="http://schemas.microsoft.com/office/word/2015/wordml/symex" xmlns:wpg="http://schemas.microsoft.com/office/word/2010/wordprocessingGroup" xmlns:wpi="http://schemas.microsoft.com/office/word/2010/wordprocessingInk" xmlns:wne="http://schemas.microsoft.com/office/word/2006/wordml" xmlns:wps="http://schemas.microsoft.com/office/word/2010/wordprocessingShape" mc:Ignorable="w14 w15 w16se w16cid wp14">
+<w:numbering xmlns:wpc="http://schemas.microsoft.com/office/word/2010/wordprocessingCanvas" xmlns:cx="http://schemas.microsoft.com/office/drawing/2014/chartex" xmlns:cx1="http://schemas.microsoft.com/office/drawing/2015/9/8/chartex" xmlns:cx2="http://schemas.microsoft.com/office/drawing/2015/10/21/chartex" xmlns:cx3="http://schemas.microsoft.com/office/drawing/2016/5/9/chartex" xmlns:cx4="http://schemas.microsoft.com/office/drawing/2016/5/10/chartex" xmlns:cx5="http://schemas.microsoft.com/office/drawing/2016/5/11/chartex" xmlns:cx6="http://schemas.microsoft.com/office/drawing/2016/5/12/chartex" xmlns:cx7="http://schemas.microsoft.com/office/drawing/2016/5/13/chartex" xmlns:cx8="http://schemas.microsoft.com/office/drawing/2016/5/14/chartex" xmlns:mc="http://schemas.openxmlformats.org/markup-compatibility/2006" xmlns:aink="http://schemas.microsoft.com/office/drawing/2016/ink" xmlns:am3d="http://schemas.microsoft.com/office/drawing/2017/model3d" xmlns:o="urn:schemas-microsoft-com:office:office" xmlns:oel="http://schemas.microsoft.com/office/2019/extlst" xmlns:r="http://schemas.openxmlformats.org/officeDocument/2006/relationships" xmlns:m="http://schemas.openxmlformats.org/officeDocument/2006/math" xmlns:v="urn:schemas-microsoft-com:vml" xmlns:wp14="http://schemas.microsoft.com/office/word/2010/wordprocessingDrawing" xmlns:wp="http://schemas.openxmlformats.org/drawingml/2006/wordprocessingDrawing" xmlns:w10="urn:schemas-microsoft-com:office:word" xmlns:w="http://schemas.openxmlformats.org/wordprocessingml/2006/main" xmlns:w14="http://schemas.microsoft.com/office/word/2010/wordml" xmlns:w15="http://schemas.microsoft.com/office/word/2012/wordml" xmlns:w16cex="http://schemas.microsoft.com/office/word/2018/wordml/cex" xmlns:w16cid="http://schemas.microsoft.com/office/word/2016/wordml/cid" xmlns:w16="http://schemas.microsoft.com/office/word/2018/wordml" xmlns:w16du="http://schemas.microsoft.com/office/word/2023/wordml/word16du" xmlns:w16sdtdh="http://schemas.microsoft.com/office/word/2020/wordml/sdtdatahash" xmlns:w16sdtfl="http://schemas.microsoft.com/office/word/2024/wordml/sdtformatlock" xmlns:w16se="http://schemas.microsoft.com/office/word/2015/wordml/symex" xmlns:wpg="http://schemas.microsoft.com/office/word/2010/wordprocessingGroup" xmlns:wpi="http://schemas.microsoft.com/office/word/2010/wordprocessingInk" xmlns:wne="http://schemas.microsoft.com/office/word/2006/wordml" xmlns:wps="http://schemas.microsoft.com/office/word/2010/wordprocessingShape" mc:Ignorable="w14 w15 w16se w16cid w16 w16cex w16sdtdh w16sdtfl w16du wp14">
   <w:abstractNum w:abstractNumId="0" w15:restartNumberingAfterBreak="0">
     <w:nsid w:val="747C7D88"/>
     <w:multiLevelType w:val="hybridMultilevel"/>
@@ -2720,14 +2646,14 @@
       </w:rPr>
     </w:lvl>
   </w:abstractNum>
-  <w:num w:numId="1">
+  <w:num w:numId="1" w16cid:durableId="1281765672">
     <w:abstractNumId w:val="0"/>
   </w:num>
 </w:numbering>
 </file>
 
 <file path=word/styles.xml><?xml version="1.0" encoding="utf-8"?>
-<w:styles xmlns:mc="http://schemas.openxmlformats.org/markup-compatibility/2006" xmlns:r="http://schemas.openxmlformats.org/officeDocument/2006/relationships" xmlns:w="http://schemas.openxmlformats.org/wordprocessingml/2006/main" xmlns:w14="http://schemas.microsoft.com/office/word/2010/wordml" xmlns:w15="http://schemas.microsoft.com/office/word/2012/wordml" xmlns:w16cid="http://schemas.microsoft.com/office/word/2016/wordml/cid" xmlns:w16se="http://schemas.microsoft.com/office/word/2015/wordml/symex" mc:Ignorable="w14 w15 w16se w16cid">
+<w:styles xmlns:mc="http://schemas.openxmlformats.org/markup-compatibility/2006" xmlns:r="http://schemas.openxmlformats.org/officeDocument/2006/relationships" xmlns:w="http://schemas.openxmlformats.org/wordprocessingml/2006/main" xmlns:w14="http://schemas.microsoft.com/office/word/2010/wordml" xmlns:w15="http://schemas.microsoft.com/office/word/2012/wordml" xmlns:w16cex="http://schemas.microsoft.com/office/word/2018/wordml/cex" xmlns:w16cid="http://schemas.microsoft.com/office/word/2016/wordml/cid" xmlns:w16="http://schemas.microsoft.com/office/word/2018/wordml" xmlns:w16du="http://schemas.microsoft.com/office/word/2023/wordml/word16du" xmlns:w16sdtdh="http://schemas.microsoft.com/office/word/2020/wordml/sdtdatahash" xmlns:w16sdtfl="http://schemas.microsoft.com/office/word/2024/wordml/sdtformatlock" xmlns:w16se="http://schemas.microsoft.com/office/word/2015/wordml/symex" mc:Ignorable="w14 w15 w16se w16cid w16 w16cex w16sdtdh w16sdtfl w16du">
   <w:docDefaults>
     <w:rPrDefault>
       <w:rPr>
@@ -2745,7 +2671,7 @@
       </w:pPr>
     </w:pPrDefault>
   </w:docDefaults>
-  <w:latentStyles w:defLockedState="0" w:defUIPriority="99" w:defSemiHidden="0" w:defUnhideWhenUsed="0" w:defQFormat="0" w:count="375">
+  <w:latentStyles w:defLockedState="0" w:defUIPriority="99" w:defSemiHidden="0" w:defUnhideWhenUsed="0" w:defQFormat="0" w:count="376">
     <w:lsdException w:name="Normal" w:uiPriority="0"/>
     <w:lsdException w:name="heading 1" w:uiPriority="9" w:qFormat="1"/>
     <w:lsdException w:name="heading 2" w:semiHidden="1" w:uiPriority="9" w:unhideWhenUsed="1" w:qFormat="1"/>
@@ -3121,6 +3047,7 @@
     <w:lsdException w:name="Smart Hyperlink" w:semiHidden="1" w:unhideWhenUsed="1"/>
     <w:lsdException w:name="Hashtag" w:semiHidden="1" w:unhideWhenUsed="1"/>
     <w:lsdException w:name="Unresolved Mention" w:semiHidden="1" w:unhideWhenUsed="1"/>
+    <w:lsdException w:name="Smart Link" w:semiHidden="1" w:unhideWhenUsed="1"/>
   </w:latentStyles>
   <w:style w:type="paragraph" w:default="1" w:styleId="Norml">
     <w:name w:val="Normal"/>
